--- a/docs/research/customization/colors.docx
+++ b/docs/research/customization/colors.docx
@@ -925,7 +925,7 @@
       </w:r>
     </w:p>
     <w:bookmarkEnd w:id="13"/>
-    <w:bookmarkStart w:id="17" w:name="open_book-further-reading"/>
+    <w:bookmarkStart w:id="17" w:name="book-further-reading"/>
     <w:p>
       <w:pPr>
         <w:pStyle w:val="Heading3"/>
